--- a/ESPBanking_Manual.docx
+++ b/ESPBanking_Manual.docx
@@ -233,7 +233,7 @@
     </w:p>
     <w:p>
       <w:r>
-        <w:t>If you are using a single merged binary file:</w:t>
+        <w:t>If you are using the single merged binary file:</w:t>
       </w:r>
     </w:p>
     <w:p>
@@ -241,12 +241,12 @@
         <w:pStyle w:val="IntenseQuote"/>
       </w:pPr>
       <w:r>
-        <w:t>py -m esptool --chip esp32 --port COM3 --baud 921600 write_flash 0x0 espbanking_free_merged.bin</w:t>
+        <w:t>py -m esptool --chip esp32 --port COM3 --baud 921600 write_flash 0x0 ESPBanking_Free.ino.merged.bin</w:t>
       </w:r>
     </w:p>
     <w:p>
       <w:r>
-        <w:t>If you are using separate component binaries (Bootloader, Partitions, and App):</w:t>
+        <w:t>If you are using the separate component binaries:</w:t>
       </w:r>
     </w:p>
     <w:p>
@@ -254,7 +254,7 @@
         <w:pStyle w:val="IntenseQuote"/>
       </w:pPr>
       <w:r>
-        <w:t>py -m esptool --chip esp32 --port COM3 --baud 921600 write_flash 0x1000 bootloader.bin 0x8000 partitions.bin 0x10000 espbanking_free.bin</w:t>
+        <w:t>py -m esptool --chip esp32 --port COM3 --baud 921600 write_flash 0x1000 ESPBanking_Free.ino.bootloader.bin 0x8000 ESPBanking_Free.ino.partitions.bin 0x10000 ESPBanking_Free.ino.bin</w:t>
       </w:r>
     </w:p>
     <w:p>
